--- a/Sprint20260921-20261002/HERO-67276_20261008_112534.docx
+++ b/Sprint20260921-20261002/HERO-67276_20261008_112534.docx
@@ -16,6 +16,21 @@
           <w:u w:val="none"/>
         </w:rPr>
         <w:t>HERO-67276 Test Report</w:t>
+      </w:r>
+    </w:p>
+    <w:p>
+      <w:pPr>
+        <w:spacing w:before="0" w:after="80"/>
+      </w:pPr>
+      <w:r>
+        <w:rPr>
+          <w:rFonts w:ascii="Arial" w:hAnsi="Arial" w:eastAsia="Arial" w:cs="Arial"/>
+          <w:b w:val="0"/>
+          <w:color w:val="000000"/>
+          <w:sz w:val="20"/>
+          <w:u w:val="none"/>
+        </w:rPr>
+        <w:t>&gt; Font: Arial for the entire document. L1: 16pt bold center; L2: 13pt bold underlined; L3: 12pt bold blue (#001eff); L4: 11pt bold blue (#001eff); body: 10pt. Language: English.</w:t>
       </w:r>
     </w:p>
     <w:p>
@@ -45,22 +60,7 @@
           <w:sz w:val="24"/>
           <w:u w:val="none"/>
         </w:rPr>
-        <w:t>F1.Default Amount Logic for GIG Mini Program Settle Voucher Payment</w:t>
-      </w:r>
-    </w:p>
-    <w:p>
-      <w:pPr>
-        <w:spacing w:before="120" w:after="60"/>
-      </w:pPr>
-      <w:r>
-        <w:rPr>
-          <w:rFonts w:ascii="Arial" w:hAnsi="Arial" w:eastAsia="Arial" w:cs="Arial"/>
-          <w:b/>
-          <w:color w:val="001EFF"/>
-          <w:sz w:val="22"/>
-          <w:u w:val="none"/>
-        </w:rPr>
-        <w:t>F1.1.Verify Default Amount Is Used When Greater Than Zero and Less Than or Equal to Remaining Total</w:t>
+        <w:t>F1. Default Amount Configuration for the Settle Voucher Payment Button</w:t>
       </w:r>
     </w:p>
     <w:p>
@@ -91,7 +91,7 @@
           <w:sz w:val="20"/>
           <w:u w:val="none"/>
         </w:rPr>
-        <w:t>1. POS Client is installed and running on a Workstation (Windows 11 Enterprise) in the local test environment</w:t>
+        <w:t>1. A GIG Mini Program non-gaming interface (vendor key: gig_mini_program) is configured.</w:t>
       </w:r>
     </w:p>
     <w:p>
@@ -107,7 +107,7 @@
           <w:sz w:val="20"/>
           <w:u w:val="none"/>
         </w:rPr>
-        <w:t>2. The GIG Mini Program non-gaming interface (vendor key: gig_mini_program) is configured on the target outlet</w:t>
+        <w:t>2. A payment method attached with the interface is configured with Payment Type "Settle Voucher" under Interface Configurations &gt; Payment Settings.</w:t>
       </w:r>
     </w:p>
     <w:p>
@@ -123,39 +123,7 @@
           <w:sz w:val="20"/>
           <w:u w:val="none"/>
         </w:rPr>
-        <w:t>3. The target payment method is attached with the GIG Mini Program non-gaming interface and the Payment Type is set as "Settle Voucher" under POS System &gt; Interface Configurations &gt; Payment Settings</w:t>
-      </w:r>
-    </w:p>
-    <w:p>
-      <w:pPr>
-        <w:spacing w:before="0" w:after="40"/>
-        <w:ind w:left="360" w:hanging="240"/>
-      </w:pPr>
-      <w:r>
-        <w:rPr>
-          <w:rFonts w:ascii="Arial" w:hAnsi="Arial" w:eastAsia="Arial" w:cs="Arial"/>
-          <w:b w:val="0"/>
-          <w:color w:val="000000"/>
-          <w:sz w:val="20"/>
-          <w:u w:val="none"/>
-        </w:rPr>
-        <w:t>4. A payment button for the target payment method is configured on the cashier display panel with a Default Amount greater than 0 (e.g. 50) under POS System &gt; Station Setup &gt; Display Panels</w:t>
-      </w:r>
-    </w:p>
-    <w:p>
-      <w:pPr>
-        <w:spacing w:before="0" w:after="40"/>
-        <w:ind w:left="360" w:hanging="240"/>
-      </w:pPr>
-      <w:r>
-        <w:rPr>
-          <w:rFonts w:ascii="Arial" w:hAnsi="Arial" w:eastAsia="Arial" w:cs="Arial"/>
-          <w:b w:val="0"/>
-          <w:color w:val="000000"/>
-          <w:sz w:val="20"/>
-          <w:u w:val="none"/>
-        </w:rPr>
-        <w:t>5. A printed check with a remaining total greater than or equal to the configured default amount exists</w:t>
+        <w:t>3. The user has permission to edit display panels.</w:t>
       </w:r>
     </w:p>
     <w:p>
@@ -186,7 +154,7 @@
           <w:sz w:val="20"/>
           <w:u w:val="none"/>
         </w:rPr>
-        <w:t>1. Open the printed check in POS</w:t>
+        <w:t>1. Go to POS System &gt; Station Setup &gt; Display Panels and open the cashier panel.</w:t>
       </w:r>
     </w:p>
     <w:p>
@@ -202,7 +170,7 @@
           <w:sz w:val="20"/>
           <w:u w:val="none"/>
         </w:rPr>
-        <w:t>2. Click the "Paid" function to go to the cashier screen</w:t>
+        <w:t>2. Add or edit a payment button with Type "Payment method" for the Settle Voucher payment method.</w:t>
       </w:r>
     </w:p>
     <w:p>
@@ -218,7 +186,7 @@
           <w:sz w:val="20"/>
           <w:u w:val="none"/>
         </w:rPr>
-        <w:t>3. Tap the configured GIG Mini Program Settle Voucher payment button</w:t>
+        <w:t>3. Set the Default Amount to the target payment amount (for example 50) and click "Save".</w:t>
       </w:r>
     </w:p>
     <w:p>
@@ -234,55 +202,7 @@
           <w:sz w:val="20"/>
           <w:u w:val="none"/>
         </w:rPr>
-        <w:t>4. Observe whether the system prompts for a voucher amount</w:t>
-      </w:r>
-    </w:p>
-    <w:p>
-      <w:pPr>
-        <w:spacing w:before="0" w:after="40"/>
-        <w:ind w:left="360" w:hanging="240"/>
-      </w:pPr>
-      <w:r>
-        <w:rPr>
-          <w:rFonts w:ascii="Arial" w:hAnsi="Arial" w:eastAsia="Arial" w:cs="Arial"/>
-          <w:b w:val="0"/>
-          <w:color w:val="000000"/>
-          <w:sz w:val="20"/>
-          <w:u w:val="none"/>
-        </w:rPr>
-        <w:t>5. Observe the voucher QR code input prompt</w:t>
-      </w:r>
-    </w:p>
-    <w:p>
-      <w:pPr>
-        <w:spacing w:before="0" w:after="40"/>
-        <w:ind w:left="360" w:hanging="240"/>
-      </w:pPr>
-      <w:r>
-        <w:rPr>
-          <w:rFonts w:ascii="Arial" w:hAnsi="Arial" w:eastAsia="Arial" w:cs="Arial"/>
-          <w:b w:val="0"/>
-          <w:color w:val="000000"/>
-          <w:sz w:val="20"/>
-          <w:u w:val="none"/>
-        </w:rPr>
-        <w:t>6. Scan or manually input a valid voucher QR code</w:t>
-      </w:r>
-    </w:p>
-    <w:p>
-      <w:pPr>
-        <w:spacing w:before="0" w:after="40"/>
-        <w:ind w:left="360" w:hanging="240"/>
-      </w:pPr>
-      <w:r>
-        <w:rPr>
-          <w:rFonts w:ascii="Arial" w:hAnsi="Arial" w:eastAsia="Arial" w:cs="Arial"/>
-          <w:b w:val="0"/>
-          <w:color w:val="000000"/>
-          <w:sz w:val="20"/>
-          <w:u w:val="none"/>
-        </w:rPr>
-        <w:t>7. Trigger the external API for settle voucher and verify the saved payment amount</w:t>
+        <w:t>4. Reopen the button configuration.</w:t>
       </w:r>
     </w:p>
     <w:p>
@@ -313,7 +233,7 @@
           <w:sz w:val="20"/>
           <w:u w:val="none"/>
         </w:rPr>
-        <w:t>1. The system does NOT prompt for a voucher amount because the default amount is greater than 0</w:t>
+        <w:t>1. The Default Amount field is available for the Settle Voucher payment button and accepts the configured value.</w:t>
       </w:r>
     </w:p>
     <w:p>
@@ -329,7 +249,7 @@
           <w:sz w:val="20"/>
           <w:u w:val="none"/>
         </w:rPr>
-        <w:t>2. The system uses the configured default amount (e.g. 50) as the voucher amount</w:t>
+        <w:t>2. The button configuration is saved successfully and the default amount is retained after reopening.</w:t>
       </w:r>
     </w:p>
     <w:p>
@@ -345,39 +265,22 @@
           <w:sz w:val="20"/>
           <w:u w:val="none"/>
         </w:rPr>
-        <w:t>3. The system directly prompts for the voucher QR code</w:t>
+        <w:t>3. The payment button with the default amount is displayed on the cashier panel.</w:t>
       </w:r>
     </w:p>
     <w:p>
       <w:pPr>
-        <w:spacing w:before="0" w:after="40"/>
-        <w:ind w:left="360" w:hanging="240"/>
+        <w:spacing w:before="160" w:after="80"/>
       </w:pPr>
       <w:r>
         <w:rPr>
           <w:rFonts w:ascii="Arial" w:hAnsi="Arial" w:eastAsia="Arial" w:cs="Arial"/>
-          <w:b w:val="0"/>
-          <w:color w:val="000000"/>
-          <w:sz w:val="20"/>
+          <w:b/>
+          <w:color w:val="001EFF"/>
+          <w:sz w:val="24"/>
           <w:u w:val="none"/>
         </w:rPr>
-        <w:t>4. After the QR code is scanned/entered, the system triggers the external API for settle voucher with the default amount</w:t>
-      </w:r>
-    </w:p>
-    <w:p>
-      <w:pPr>
-        <w:spacing w:before="0" w:after="40"/>
-        <w:ind w:left="360" w:hanging="240"/>
-      </w:pPr>
-      <w:r>
-        <w:rPr>
-          <w:rFonts w:ascii="Arial" w:hAnsi="Arial" w:eastAsia="Arial" w:cs="Arial"/>
-          <w:b w:val="0"/>
-          <w:color w:val="000000"/>
-          <w:sz w:val="20"/>
-          <w:u w:val="none"/>
-        </w:rPr>
-        <w:t>5. The payment is saved with the configured default amount as the voucher amount</w:t>
+        <w:t>F2. Payment Flow When the Default Amount Is Greater Than Zero</w:t>
       </w:r>
     </w:p>
     <w:p>
@@ -392,7 +295,7 @@
           <w:sz w:val="22"/>
           <w:u w:val="none"/>
         </w:rPr>
-        <w:t>F1.2.Verify System Uses Remaining Total When Default Amount Is Greater Than Remaining Total</w:t>
+        <w:t>F2.1. Voucher Amount Prompt Skipped When Default Amount Is Within the Remaining Total</w:t>
       </w:r>
     </w:p>
     <w:p>
@@ -423,7 +326,7 @@
           <w:sz w:val="20"/>
           <w:u w:val="none"/>
         </w:rPr>
-        <w:t>1. POS Client is installed and running on a Workstation (Windows 11 Enterprise) in the local test environment</w:t>
+        <w:t>1. A Settle Voucher payment button has a Default Amount of 50.</w:t>
       </w:r>
     </w:p>
     <w:p>
@@ -439,55 +342,7 @@
           <w:sz w:val="20"/>
           <w:u w:val="none"/>
         </w:rPr>
-        <w:t>2. The GIG Mini Program non-gaming interface is configured on the target outlet</w:t>
-      </w:r>
-    </w:p>
-    <w:p>
-      <w:pPr>
-        <w:spacing w:before="0" w:after="40"/>
-        <w:ind w:left="360" w:hanging="240"/>
-      </w:pPr>
-      <w:r>
-        <w:rPr>
-          <w:rFonts w:ascii="Arial" w:hAnsi="Arial" w:eastAsia="Arial" w:cs="Arial"/>
-          <w:b w:val="0"/>
-          <w:color w:val="000000"/>
-          <w:sz w:val="20"/>
-          <w:u w:val="none"/>
-        </w:rPr>
-        <w:t>3. The target payment method is attached with the GIG Mini Program interface and the Payment Type is set as "Settle Voucher"</w:t>
-      </w:r>
-    </w:p>
-    <w:p>
-      <w:pPr>
-        <w:spacing w:before="0" w:after="40"/>
-        <w:ind w:left="360" w:hanging="240"/>
-      </w:pPr>
-      <w:r>
-        <w:rPr>
-          <w:rFonts w:ascii="Arial" w:hAnsi="Arial" w:eastAsia="Arial" w:cs="Arial"/>
-          <w:b w:val="0"/>
-          <w:color w:val="000000"/>
-          <w:sz w:val="20"/>
-          <w:u w:val="none"/>
-        </w:rPr>
-        <w:t>4. A payment button for the target payment method is configured with a Default Amount greater than 0 (e.g. 100) on the cashier display panel</w:t>
-      </w:r>
-    </w:p>
-    <w:p>
-      <w:pPr>
-        <w:spacing w:before="0" w:after="40"/>
-        <w:ind w:left="360" w:hanging="240"/>
-      </w:pPr>
-      <w:r>
-        <w:rPr>
-          <w:rFonts w:ascii="Arial" w:hAnsi="Arial" w:eastAsia="Arial" w:cs="Arial"/>
-          <w:b w:val="0"/>
-          <w:color w:val="000000"/>
-          <w:sz w:val="20"/>
-          <w:u w:val="none"/>
-        </w:rPr>
-        <w:t>5. A printed check exists with a remaining total LESS than the configured default amount (e.g. 80)</w:t>
+        <w:t>2. A printed check with a remaining total greater than 50 exists.</w:t>
       </w:r>
     </w:p>
     <w:p>
@@ -518,7 +373,7 @@
           <w:sz w:val="20"/>
           <w:u w:val="none"/>
         </w:rPr>
-        <w:t>1. Open the printed check in POS</w:t>
+        <w:t>1. Open the printed check and click "Paid" to go to the cashier.</w:t>
       </w:r>
     </w:p>
     <w:p>
@@ -534,7 +389,7 @@
           <w:sz w:val="20"/>
           <w:u w:val="none"/>
         </w:rPr>
-        <w:t>2. Click the "Paid" function to go to the cashier screen</w:t>
+        <w:t>2. Click the payment button attached with the GIG Mini Program interface with payment type "Settle Voucher".</w:t>
       </w:r>
     </w:p>
     <w:p>
@@ -550,7 +405,7 @@
           <w:sz w:val="20"/>
           <w:u w:val="none"/>
         </w:rPr>
-        <w:t>3. Tap the configured GIG Mini Program Settle Voucher payment button</w:t>
+        <w:t>3. Observe whether the voucher amount input box appears.</w:t>
       </w:r>
     </w:p>
     <w:p>
@@ -566,55 +421,7 @@
           <w:sz w:val="20"/>
           <w:u w:val="none"/>
         </w:rPr>
-        <w:t>4. Observe whether the system prompts for a voucher amount</w:t>
-      </w:r>
-    </w:p>
-    <w:p>
-      <w:pPr>
-        <w:spacing w:before="0" w:after="40"/>
-        <w:ind w:left="360" w:hanging="240"/>
-      </w:pPr>
-      <w:r>
-        <w:rPr>
-          <w:rFonts w:ascii="Arial" w:hAnsi="Arial" w:eastAsia="Arial" w:cs="Arial"/>
-          <w:b w:val="0"/>
-          <w:color w:val="000000"/>
-          <w:sz w:val="20"/>
-          <w:u w:val="none"/>
-        </w:rPr>
-        <w:t>5. Observe the voucher QR code input prompt</w:t>
-      </w:r>
-    </w:p>
-    <w:p>
-      <w:pPr>
-        <w:spacing w:before="0" w:after="40"/>
-        <w:ind w:left="360" w:hanging="240"/>
-      </w:pPr>
-      <w:r>
-        <w:rPr>
-          <w:rFonts w:ascii="Arial" w:hAnsi="Arial" w:eastAsia="Arial" w:cs="Arial"/>
-          <w:b w:val="0"/>
-          <w:color w:val="000000"/>
-          <w:sz w:val="20"/>
-          <w:u w:val="none"/>
-        </w:rPr>
-        <w:t>6. Scan or manually input a valid voucher QR code</w:t>
-      </w:r>
-    </w:p>
-    <w:p>
-      <w:pPr>
-        <w:spacing w:before="0" w:after="40"/>
-        <w:ind w:left="360" w:hanging="240"/>
-      </w:pPr>
-      <w:r>
-        <w:rPr>
-          <w:rFonts w:ascii="Arial" w:hAnsi="Arial" w:eastAsia="Arial" w:cs="Arial"/>
-          <w:b w:val="0"/>
-          <w:color w:val="000000"/>
-          <w:sz w:val="20"/>
-          <w:u w:val="none"/>
-        </w:rPr>
-        <w:t>7. Trigger the external API for settle voucher and verify the saved payment amount</w:t>
+        <w:t>4. At the voucher QR code input box, scan or manually input the coupon number and confirm.</w:t>
       </w:r>
     </w:p>
     <w:p>
@@ -645,7 +452,7 @@
           <w:sz w:val="20"/>
           <w:u w:val="none"/>
         </w:rPr>
-        <w:t>1. The system does NOT prompt for a voucher amount because the default amount is greater than 0</w:t>
+        <w:t>1. The system skips the voucher amount input step and directly prompts for the voucher QR code (coupon number).</w:t>
       </w:r>
     </w:p>
     <w:p>
@@ -661,7 +468,7 @@
           <w:sz w:val="20"/>
           <w:u w:val="none"/>
         </w:rPr>
-        <w:t>2. Because the default amount (100) is greater than the check remaining total (80), the system uses the remaining total (80) as the voucher amount</w:t>
+        <w:t>2. The system automatically uses the default amount 50 as the voucher amount.</w:t>
       </w:r>
     </w:p>
     <w:p>
@@ -677,39 +484,7 @@
           <w:sz w:val="20"/>
           <w:u w:val="none"/>
         </w:rPr>
-        <w:t>3. The system directly prompts for the voucher QR code</w:t>
-      </w:r>
-    </w:p>
-    <w:p>
-      <w:pPr>
-        <w:spacing w:before="0" w:after="40"/>
-        <w:ind w:left="360" w:hanging="240"/>
-      </w:pPr>
-      <w:r>
-        <w:rPr>
-          <w:rFonts w:ascii="Arial" w:hAnsi="Arial" w:eastAsia="Arial" w:cs="Arial"/>
-          <w:b w:val="0"/>
-          <w:color w:val="000000"/>
-          <w:sz w:val="20"/>
-          <w:u w:val="none"/>
-        </w:rPr>
-        <w:t>4. After the QR code is scanned/entered, the system triggers the external API for settle voucher with the remaining total as the voucher amount</w:t>
-      </w:r>
-    </w:p>
-    <w:p>
-      <w:pPr>
-        <w:spacing w:before="0" w:after="40"/>
-        <w:ind w:left="360" w:hanging="240"/>
-      </w:pPr>
-      <w:r>
-        <w:rPr>
-          <w:rFonts w:ascii="Arial" w:hAnsi="Arial" w:eastAsia="Arial" w:cs="Arial"/>
-          <w:b w:val="0"/>
-          <w:color w:val="000000"/>
-          <w:sz w:val="20"/>
-          <w:u w:val="none"/>
-        </w:rPr>
-        <w:t>5. The payment is saved with the remaining total as the voucher amount and the check is settled</w:t>
+        <w:t>3. The payload sent to the GIG Mini Program interface contains the default amount 50 together with the entered coupon number.</w:t>
       </w:r>
     </w:p>
     <w:p>
@@ -724,7 +499,7 @@
           <w:sz w:val="22"/>
           <w:u w:val="none"/>
         </w:rPr>
-        <w:t>F1.3.Verify System Prompts for Voucher Amount When Default Amount Is Zero or Not Configured</w:t>
+        <w:t>F2.2. Remaining Total Used When the Default Amount Exceeds the Check Remaining Total</w:t>
       </w:r>
     </w:p>
     <w:p>
@@ -755,7 +530,7 @@
           <w:sz w:val="20"/>
           <w:u w:val="none"/>
         </w:rPr>
-        <w:t>1. POS Client is installed and running on a Workstation (Windows 11 Enterprise) in the local test environment</w:t>
+        <w:t>1. A Settle Voucher payment button has a Default Amount of 50.</w:t>
       </w:r>
     </w:p>
     <w:p>
@@ -771,55 +546,7 @@
           <w:sz w:val="20"/>
           <w:u w:val="none"/>
         </w:rPr>
-        <w:t>2. The GIG Mini Program non-gaming interface is configured on the target outlet</w:t>
-      </w:r>
-    </w:p>
-    <w:p>
-      <w:pPr>
-        <w:spacing w:before="0" w:after="40"/>
-        <w:ind w:left="360" w:hanging="240"/>
-      </w:pPr>
-      <w:r>
-        <w:rPr>
-          <w:rFonts w:ascii="Arial" w:hAnsi="Arial" w:eastAsia="Arial" w:cs="Arial"/>
-          <w:b w:val="0"/>
-          <w:color w:val="000000"/>
-          <w:sz w:val="20"/>
-          <w:u w:val="none"/>
-        </w:rPr>
-        <w:t>3. The target payment method is attached with the GIG Mini Program interface and the Payment Type is set as "Settle Voucher"</w:t>
-      </w:r>
-    </w:p>
-    <w:p>
-      <w:pPr>
-        <w:spacing w:before="0" w:after="40"/>
-        <w:ind w:left="360" w:hanging="240"/>
-      </w:pPr>
-      <w:r>
-        <w:rPr>
-          <w:rFonts w:ascii="Arial" w:hAnsi="Arial" w:eastAsia="Arial" w:cs="Arial"/>
-          <w:b w:val="0"/>
-          <w:color w:val="000000"/>
-          <w:sz w:val="20"/>
-          <w:u w:val="none"/>
-        </w:rPr>
-        <w:t>4. A payment button for the target payment method is configured with a Default Amount of 0 (or no Default Amount field configured) on the cashier display panel</w:t>
-      </w:r>
-    </w:p>
-    <w:p>
-      <w:pPr>
-        <w:spacing w:before="0" w:after="40"/>
-        <w:ind w:left="360" w:hanging="240"/>
-      </w:pPr>
-      <w:r>
-        <w:rPr>
-          <w:rFonts w:ascii="Arial" w:hAnsi="Arial" w:eastAsia="Arial" w:cs="Arial"/>
-          <w:b w:val="0"/>
-          <w:color w:val="000000"/>
-          <w:sz w:val="20"/>
-          <w:u w:val="none"/>
-        </w:rPr>
-        <w:t>5. A printed check with a remaining total exists</w:t>
+        <w:t>2. A printed check has a remaining total smaller than 50 (for example 30).</w:t>
       </w:r>
     </w:p>
     <w:p>
@@ -850,7 +577,7 @@
           <w:sz w:val="20"/>
           <w:u w:val="none"/>
         </w:rPr>
-        <w:t>1. Open the printed check in POS</w:t>
+        <w:t>1. Open the printed check and click "Paid" to go to the cashier.</w:t>
       </w:r>
     </w:p>
     <w:p>
@@ -866,7 +593,7 @@
           <w:sz w:val="20"/>
           <w:u w:val="none"/>
         </w:rPr>
-        <w:t>2. Click the "Paid" function to go to the cashier screen</w:t>
+        <w:t>2. Click the Settle Voucher payment button with the default amount 50.</w:t>
       </w:r>
     </w:p>
     <w:p>
@@ -882,103 +609,7 @@
           <w:sz w:val="20"/>
           <w:u w:val="none"/>
         </w:rPr>
-        <w:t>3. Tap the configured GIG Mini Program Settle Voucher payment button</w:t>
-      </w:r>
-    </w:p>
-    <w:p>
-      <w:pPr>
-        <w:spacing w:before="0" w:after="40"/>
-        <w:ind w:left="360" w:hanging="240"/>
-      </w:pPr>
-      <w:r>
-        <w:rPr>
-          <w:rFonts w:ascii="Arial" w:hAnsi="Arial" w:eastAsia="Arial" w:cs="Arial"/>
-          <w:b w:val="0"/>
-          <w:color w:val="000000"/>
-          <w:sz w:val="20"/>
-          <w:u w:val="none"/>
-        </w:rPr>
-        <w:t>4. Observe whether the system prompts for a voucher amount</w:t>
-      </w:r>
-    </w:p>
-    <w:p>
-      <w:pPr>
-        <w:spacing w:before="0" w:after="40"/>
-        <w:ind w:left="360" w:hanging="240"/>
-      </w:pPr>
-      <w:r>
-        <w:rPr>
-          <w:rFonts w:ascii="Arial" w:hAnsi="Arial" w:eastAsia="Arial" w:cs="Arial"/>
-          <w:b w:val="0"/>
-          <w:color w:val="000000"/>
-          <w:sz w:val="20"/>
-          <w:u w:val="none"/>
-        </w:rPr>
-        <w:t>5. Input a valid voucher amount (less than or equal to the remaining total)</w:t>
-      </w:r>
-    </w:p>
-    <w:p>
-      <w:pPr>
-        <w:spacing w:before="0" w:after="40"/>
-        <w:ind w:left="360" w:hanging="240"/>
-      </w:pPr>
-      <w:r>
-        <w:rPr>
-          <w:rFonts w:ascii="Arial" w:hAnsi="Arial" w:eastAsia="Arial" w:cs="Arial"/>
-          <w:b w:val="0"/>
-          <w:color w:val="000000"/>
-          <w:sz w:val="20"/>
-          <w:u w:val="none"/>
-        </w:rPr>
-        <w:t>6. Click the "Enter" button</w:t>
-      </w:r>
-    </w:p>
-    <w:p>
-      <w:pPr>
-        <w:spacing w:before="0" w:after="40"/>
-        <w:ind w:left="360" w:hanging="240"/>
-      </w:pPr>
-      <w:r>
-        <w:rPr>
-          <w:rFonts w:ascii="Arial" w:hAnsi="Arial" w:eastAsia="Arial" w:cs="Arial"/>
-          <w:b w:val="0"/>
-          <w:color w:val="000000"/>
-          <w:sz w:val="20"/>
-          <w:u w:val="none"/>
-        </w:rPr>
-        <w:t>7. Observe the voucher QR code input prompt</w:t>
-      </w:r>
-    </w:p>
-    <w:p>
-      <w:pPr>
-        <w:spacing w:before="0" w:after="40"/>
-        <w:ind w:left="360" w:hanging="240"/>
-      </w:pPr>
-      <w:r>
-        <w:rPr>
-          <w:rFonts w:ascii="Arial" w:hAnsi="Arial" w:eastAsia="Arial" w:cs="Arial"/>
-          <w:b w:val="0"/>
-          <w:color w:val="000000"/>
-          <w:sz w:val="20"/>
-          <w:u w:val="none"/>
-        </w:rPr>
-        <w:t>8. Scan or manually input a valid voucher QR code</w:t>
-      </w:r>
-    </w:p>
-    <w:p>
-      <w:pPr>
-        <w:spacing w:before="0" w:after="40"/>
-        <w:ind w:left="360" w:hanging="240"/>
-      </w:pPr>
-      <w:r>
-        <w:rPr>
-          <w:rFonts w:ascii="Arial" w:hAnsi="Arial" w:eastAsia="Arial" w:cs="Arial"/>
-          <w:b w:val="0"/>
-          <w:color w:val="000000"/>
-          <w:sz w:val="20"/>
-          <w:u w:val="none"/>
-        </w:rPr>
-        <w:t>9. Trigger the external API for settle voucher and verify the saved payment amount</w:t>
+        <w:t>3. Input the coupon number at the QR code prompt and confirm the payment.</w:t>
       </w:r>
     </w:p>
     <w:p>
@@ -1009,7 +640,7 @@
           <w:sz w:val="20"/>
           <w:u w:val="none"/>
         </w:rPr>
-        <w:t>1. Because the default amount is 0 or not configured, the system prompts an input box for the voucher amount</w:t>
+        <w:t>1. The voucher amount input step is skipped.</w:t>
       </w:r>
     </w:p>
     <w:p>
@@ -1025,7 +656,7 @@
           <w:sz w:val="20"/>
           <w:u w:val="none"/>
         </w:rPr>
-        <w:t>2. The user is able to input the voucher amount manually</w:t>
+        <w:t>2. Because the default amount is greater than the check remaining total, the system uses the remaining total 30 as the voucher amount.</w:t>
       </w:r>
     </w:p>
     <w:p>
@@ -1041,55 +672,7 @@
           <w:sz w:val="20"/>
           <w:u w:val="none"/>
         </w:rPr>
-        <w:t>3. After clicking the "Enter" button, the system uses the manually entered voucher amount</w:t>
-      </w:r>
-    </w:p>
-    <w:p>
-      <w:pPr>
-        <w:spacing w:before="0" w:after="40"/>
-        <w:ind w:left="360" w:hanging="240"/>
-      </w:pPr>
-      <w:r>
-        <w:rPr>
-          <w:rFonts w:ascii="Arial" w:hAnsi="Arial" w:eastAsia="Arial" w:cs="Arial"/>
-          <w:b w:val="0"/>
-          <w:color w:val="000000"/>
-          <w:sz w:val="20"/>
-          <w:u w:val="none"/>
-        </w:rPr>
-        <w:t>4. The system prompts for the voucher QR code</w:t>
-      </w:r>
-    </w:p>
-    <w:p>
-      <w:pPr>
-        <w:spacing w:before="0" w:after="40"/>
-        <w:ind w:left="360" w:hanging="240"/>
-      </w:pPr>
-      <w:r>
-        <w:rPr>
-          <w:rFonts w:ascii="Arial" w:hAnsi="Arial" w:eastAsia="Arial" w:cs="Arial"/>
-          <w:b w:val="0"/>
-          <w:color w:val="000000"/>
-          <w:sz w:val="20"/>
-          <w:u w:val="none"/>
-        </w:rPr>
-        <w:t>5. After the QR code is scanned/entered, the system triggers the external API for settle voucher with the manually entered voucher amount</w:t>
-      </w:r>
-    </w:p>
-    <w:p>
-      <w:pPr>
-        <w:spacing w:before="0" w:after="40"/>
-        <w:ind w:left="360" w:hanging="240"/>
-      </w:pPr>
-      <w:r>
-        <w:rPr>
-          <w:rFonts w:ascii="Arial" w:hAnsi="Arial" w:eastAsia="Arial" w:cs="Arial"/>
-          <w:b w:val="0"/>
-          <w:color w:val="000000"/>
-          <w:sz w:val="20"/>
-          <w:u w:val="none"/>
-        </w:rPr>
-        <w:t>6. The payment is saved with the manually entered voucher amount</w:t>
+        <w:t>3. The payload sent to the interface uses 30 as the voucher amount and the check is not over-deducted.</w:t>
       </w:r>
     </w:p>
     <w:p>
@@ -1104,7 +687,7 @@
           <w:sz w:val="24"/>
           <w:u w:val="none"/>
         </w:rPr>
-        <w:t>F2.Voucher QR Code Handling</w:t>
+        <w:t>F3. Payment Flow When No Valid Default Amount Is Configured</w:t>
       </w:r>
     </w:p>
     <w:p>
@@ -1119,7 +702,7 @@
           <w:sz w:val="22"/>
           <w:u w:val="none"/>
         </w:rPr>
-        <w:t>F2.1.Verify Voucher QR Code Scan and Manual Input</w:t>
+        <w:t>F3.1. Voucher Amount Input Box Displayed When the Default Amount Is Zero</w:t>
       </w:r>
     </w:p>
     <w:p>
@@ -1150,7 +733,7 @@
           <w:sz w:val="20"/>
           <w:u w:val="none"/>
         </w:rPr>
-        <w:t>1. POS Client is installed and running on a Workstation (Windows 11 Enterprise) in the local test environment</w:t>
+        <w:t>1. A Settle Voucher payment button has its Default Amount set to 0.</w:t>
       </w:r>
     </w:p>
     <w:p>
@@ -1166,39 +749,7 @@
           <w:sz w:val="20"/>
           <w:u w:val="none"/>
         </w:rPr>
-        <w:t>2. The GIG Mini Program non-gaming interface is configured on the target outlet with valid API connectivity to the external settle voucher API</w:t>
-      </w:r>
-    </w:p>
-    <w:p>
-      <w:pPr>
-        <w:spacing w:before="0" w:after="40"/>
-        <w:ind w:left="360" w:hanging="240"/>
-      </w:pPr>
-      <w:r>
-        <w:rPr>
-          <w:rFonts w:ascii="Arial" w:hAnsi="Arial" w:eastAsia="Arial" w:cs="Arial"/>
-          <w:b w:val="0"/>
-          <w:color w:val="000000"/>
-          <w:sz w:val="20"/>
-          <w:u w:val="none"/>
-        </w:rPr>
-        <w:t>3. A valid voucher QR code is available for scanning OR a valid voucher code value is available for manual input</w:t>
-      </w:r>
-    </w:p>
-    <w:p>
-      <w:pPr>
-        <w:spacing w:before="0" w:after="40"/>
-        <w:ind w:left="360" w:hanging="240"/>
-      </w:pPr>
-      <w:r>
-        <w:rPr>
-          <w:rFonts w:ascii="Arial" w:hAnsi="Arial" w:eastAsia="Arial" w:cs="Arial"/>
-          <w:b w:val="0"/>
-          <w:color w:val="000000"/>
-          <w:sz w:val="20"/>
-          <w:u w:val="none"/>
-        </w:rPr>
-        <w:t>4. A printed check with a remaining total exists</w:t>
+        <w:t>2. A printed check exists.</w:t>
       </w:r>
     </w:p>
     <w:p>
@@ -1229,7 +780,7 @@
           <w:sz w:val="20"/>
           <w:u w:val="none"/>
         </w:rPr>
-        <w:t>1. Open the printed check in POS</w:t>
+        <w:t>1. Open the printed check and click "Paid".</w:t>
       </w:r>
     </w:p>
     <w:p>
@@ -1245,7 +796,7 @@
           <w:sz w:val="20"/>
           <w:u w:val="none"/>
         </w:rPr>
-        <w:t>2. Click the "Paid" function to go to the cashier screen</w:t>
+        <w:t>2. Click the Settle Voucher payment button.</w:t>
       </w:r>
     </w:p>
     <w:p>
@@ -1261,7 +812,7 @@
           <w:sz w:val="20"/>
           <w:u w:val="none"/>
         </w:rPr>
-        <w:t>3. Tap the configured GIG Mini Program Settle Voucher payment button (Default Amount = 0 to trigger amount prompt)</w:t>
+        <w:t>3. Manually input a voucher amount in the displayed input box and click "Enter".</w:t>
       </w:r>
     </w:p>
     <w:p>
@@ -1277,55 +828,7 @@
           <w:sz w:val="20"/>
           <w:u w:val="none"/>
         </w:rPr>
-        <w:t>4. Input a valid voucher amount and click "Enter"</w:t>
-      </w:r>
-    </w:p>
-    <w:p>
-      <w:pPr>
-        <w:spacing w:before="0" w:after="40"/>
-        <w:ind w:left="360" w:hanging="240"/>
-      </w:pPr>
-      <w:r>
-        <w:rPr>
-          <w:rFonts w:ascii="Arial" w:hAnsi="Arial" w:eastAsia="Arial" w:cs="Arial"/>
-          <w:b w:val="0"/>
-          <w:color w:val="000000"/>
-          <w:sz w:val="20"/>
-          <w:u w:val="none"/>
-        </w:rPr>
-        <w:t>5. When the QR code input prompt appears, scan the QR code with the connected scanner</w:t>
-      </w:r>
-    </w:p>
-    <w:p>
-      <w:pPr>
-        <w:spacing w:before="0" w:after="40"/>
-        <w:ind w:left="360" w:hanging="240"/>
-      </w:pPr>
-      <w:r>
-        <w:rPr>
-          <w:rFonts w:ascii="Arial" w:hAnsi="Arial" w:eastAsia="Arial" w:cs="Arial"/>
-          <w:b w:val="0"/>
-          <w:color w:val="000000"/>
-          <w:sz w:val="20"/>
-          <w:u w:val="none"/>
-        </w:rPr>
-        <w:t>6. Observe the system triggering the external API</w:t>
-      </w:r>
-    </w:p>
-    <w:p>
-      <w:pPr>
-        <w:spacing w:before="0" w:after="40"/>
-        <w:ind w:left="360" w:hanging="240"/>
-      </w:pPr>
-      <w:r>
-        <w:rPr>
-          <w:rFonts w:ascii="Arial" w:hAnsi="Arial" w:eastAsia="Arial" w:cs="Arial"/>
-          <w:b w:val="0"/>
-          <w:color w:val="000000"/>
-          <w:sz w:val="20"/>
-          <w:u w:val="none"/>
-        </w:rPr>
-        <w:t>7. Repeat the flow with a manually entered voucher code value instead of scanning</w:t>
+        <w:t>4. Input the coupon number at the QR code prompt and confirm.</w:t>
       </w:r>
     </w:p>
     <w:p>
@@ -1356,7 +859,7 @@
           <w:sz w:val="20"/>
           <w:u w:val="none"/>
         </w:rPr>
-        <w:t>1. The system successfully captures the scanned QR code</w:t>
+        <w:t>1. The system prompts the voucher amount input box because the default amount is 0.</w:t>
       </w:r>
     </w:p>
     <w:p>
@@ -1372,7 +875,7 @@
           <w:sz w:val="20"/>
           <w:u w:val="none"/>
         </w:rPr>
-        <w:t>2. The system triggers the external API for settle voucher with the voucher code</w:t>
+        <w:t>2. The system uses the manually entered amount as the voucher amount.</w:t>
       </w:r>
     </w:p>
     <w:p>
@@ -1388,38 +891,7 @@
           <w:sz w:val="20"/>
           <w:u w:val="none"/>
         </w:rPr>
-        <w:t>3. The system saves the payment after the API returns a successful response</w:t>
-      </w:r>
-    </w:p>
-    <w:p>
-      <w:pPr>
-        <w:spacing w:before="0" w:after="40"/>
-        <w:ind w:left="360" w:hanging="240"/>
-      </w:pPr>
-      <w:r>
-        <w:rPr>
-          <w:rFonts w:ascii="Arial" w:hAnsi="Arial" w:eastAsia="Arial" w:cs="Arial"/>
-          <w:b w:val="0"/>
-          <w:color w:val="000000"/>
-          <w:sz w:val="20"/>
-          <w:u w:val="none"/>
-        </w:rPr>
-        <w:t>4. Manually entering the voucher code value also triggers the external API and saves the payment successfully</w:t>
-      </w:r>
-    </w:p>
-    <w:p>
-      <w:pPr>
-        <w:spacing w:before="160" w:after="80"/>
-      </w:pPr>
-      <w:r>
-        <w:rPr>
-          <w:rFonts w:ascii="Arial" w:hAnsi="Arial" w:eastAsia="Arial" w:cs="Arial"/>
-          <w:b/>
-          <w:color w:val="001EFF"/>
-          <w:sz w:val="24"/>
-          <w:u w:val="none"/>
-        </w:rPr>
-        <w:t>F3.External API Trigger and Payment Saving</w:t>
+        <w:t>3. The payment is processed with the entered amount and the coupon number.</w:t>
       </w:r>
     </w:p>
     <w:p>
@@ -1434,7 +906,7 @@
           <w:sz w:val="22"/>
           <w:u w:val="none"/>
         </w:rPr>
-        <w:t>F3.1.Verify External API Is Triggered and Payment Is Saved Successfully</w:t>
+        <w:t>F3.2. Voucher Amount Input Box Displayed When No Default Amount Exists</w:t>
       </w:r>
     </w:p>
     <w:p>
@@ -1465,7 +937,7 @@
           <w:sz w:val="20"/>
           <w:u w:val="none"/>
         </w:rPr>
-        <w:t>1. POS Client is installed and running on a Workstation (Windows 11 Enterprise) in the local test environment</w:t>
+        <w:t>1. A Settle Voucher payment button exists without any Default Amount configured.</w:t>
       </w:r>
     </w:p>
     <w:p>
@@ -1481,39 +953,7 @@
           <w:sz w:val="20"/>
           <w:u w:val="none"/>
         </w:rPr>
-        <w:t>2. The GIG Mini Program non-gaming interface is configured with valid API endpoint credentials</w:t>
-      </w:r>
-    </w:p>
-    <w:p>
-      <w:pPr>
-        <w:spacing w:before="0" w:after="40"/>
-        <w:ind w:left="360" w:hanging="240"/>
-      </w:pPr>
-      <w:r>
-        <w:rPr>
-          <w:rFonts w:ascii="Arial" w:hAnsi="Arial" w:eastAsia="Arial" w:cs="Arial"/>
-          <w:b w:val="0"/>
-          <w:color w:val="000000"/>
-          <w:sz w:val="20"/>
-          <w:u w:val="none"/>
-        </w:rPr>
-        <w:t>3. A printed check with a remaining total exists</w:t>
-      </w:r>
-    </w:p>
-    <w:p>
-      <w:pPr>
-        <w:spacing w:before="0" w:after="40"/>
-        <w:ind w:left="360" w:hanging="240"/>
-      </w:pPr>
-      <w:r>
-        <w:rPr>
-          <w:rFonts w:ascii="Arial" w:hAnsi="Arial" w:eastAsia="Arial" w:cs="Arial"/>
-          <w:b w:val="0"/>
-          <w:color w:val="000000"/>
-          <w:sz w:val="20"/>
-          <w:u w:val="none"/>
-        </w:rPr>
-        <w:t>4. A valid voucher QR code and amount are available</w:t>
+        <w:t>2. A printed check exists.</w:t>
       </w:r>
     </w:p>
     <w:p>
@@ -1544,7 +984,7 @@
           <w:sz w:val="20"/>
           <w:u w:val="none"/>
         </w:rPr>
-        <w:t>1. Open the printed check in POS</w:t>
+        <w:t>1. Open the printed check and click "Paid".</w:t>
       </w:r>
     </w:p>
     <w:p>
@@ -1560,7 +1000,7 @@
           <w:sz w:val="20"/>
           <w:u w:val="none"/>
         </w:rPr>
-        <w:t>2. Click the "Paid" function to go to the cashier screen</w:t>
+        <w:t>2. Click the Settle Voucher payment button.</w:t>
       </w:r>
     </w:p>
     <w:p>
@@ -1576,55 +1016,7 @@
           <w:sz w:val="20"/>
           <w:u w:val="none"/>
         </w:rPr>
-        <w:t>3. Tap the GIG Mini Program Settle Voucher payment button</w:t>
-      </w:r>
-    </w:p>
-    <w:p>
-      <w:pPr>
-        <w:spacing w:before="0" w:after="40"/>
-        <w:ind w:left="360" w:hanging="240"/>
-      </w:pPr>
-      <w:r>
-        <w:rPr>
-          <w:rFonts w:ascii="Arial" w:hAnsi="Arial" w:eastAsia="Arial" w:cs="Arial"/>
-          <w:b w:val="0"/>
-          <w:color w:val="000000"/>
-          <w:sz w:val="20"/>
-          <w:u w:val="none"/>
-        </w:rPr>
-        <w:t>4. Provide the voucher amount (or rely on default amount) and the voucher QR code</w:t>
-      </w:r>
-    </w:p>
-    <w:p>
-      <w:pPr>
-        <w:spacing w:before="0" w:after="40"/>
-        <w:ind w:left="360" w:hanging="240"/>
-      </w:pPr>
-      <w:r>
-        <w:rPr>
-          <w:rFonts w:ascii="Arial" w:hAnsi="Arial" w:eastAsia="Arial" w:cs="Arial"/>
-          <w:b w:val="0"/>
-          <w:color w:val="000000"/>
-          <w:sz w:val="20"/>
-          <w:u w:val="none"/>
-        </w:rPr>
-        <w:t>5. Observe the system triggering the external API for settle voucher</w:t>
-      </w:r>
-    </w:p>
-    <w:p>
-      <w:pPr>
-        <w:spacing w:before="0" w:after="40"/>
-        <w:ind w:left="360" w:hanging="240"/>
-      </w:pPr>
-      <w:r>
-        <w:rPr>
-          <w:rFonts w:ascii="Arial" w:hAnsi="Arial" w:eastAsia="Arial" w:cs="Arial"/>
-          <w:b w:val="0"/>
-          <w:color w:val="000000"/>
-          <w:sz w:val="20"/>
-          <w:u w:val="none"/>
-        </w:rPr>
-        <w:t>6. Verify the payment is saved in the check after the API call</w:t>
+        <w:t>3. Manually input a voucher amount and click "Enter", then input the coupon number and confirm.</w:t>
       </w:r>
     </w:p>
     <w:p>
@@ -1655,7 +1047,7 @@
           <w:sz w:val="20"/>
           <w:u w:val="none"/>
         </w:rPr>
-        <w:t>1. The system triggers the external settle voucher API with the correct payload (voucher amount + voucher code)</w:t>
+        <w:t>1. The system prompts the voucher amount input box because no default amount exists.</w:t>
       </w:r>
     </w:p>
     <w:p>
@@ -1671,7 +1063,7 @@
           <w:sz w:val="20"/>
           <w:u w:val="none"/>
         </w:rPr>
-        <w:t>2. After the API returns a successful response, the system saves the payment in the check</w:t>
+        <w:t>2. The existing workflow is followed and the manually entered amount is used.</w:t>
       </w:r>
     </w:p>
     <w:p>
@@ -1687,23 +1079,7 @@
           <w:sz w:val="20"/>
           <w:u w:val="none"/>
         </w:rPr>
-        <w:t>3. The saved payment reflects the correct voucher amount</w:t>
-      </w:r>
-    </w:p>
-    <w:p>
-      <w:pPr>
-        <w:spacing w:before="0" w:after="40"/>
-        <w:ind w:left="360" w:hanging="240"/>
-      </w:pPr>
-      <w:r>
-        <w:rPr>
-          <w:rFonts w:ascii="Arial" w:hAnsi="Arial" w:eastAsia="Arial" w:cs="Arial"/>
-          <w:b w:val="0"/>
-          <w:color w:val="000000"/>
-          <w:sz w:val="20"/>
-          <w:u w:val="none"/>
-        </w:rPr>
-        <w:t>4. The check remaining total is reduced by the saved voucher amount</w:t>
+        <w:t>3. The payment completes successfully with the entered amount.</w:t>
       </w:r>
     </w:p>
     <w:p>
@@ -1718,22 +1094,7 @@
           <w:sz w:val="24"/>
           <w:u w:val="none"/>
         </w:rPr>
-        <w:t>F4.Regression Scope - Other Payment Methods and Display Panel Buttons</w:t>
-      </w:r>
-    </w:p>
-    <w:p>
-      <w:pPr>
-        <w:spacing w:before="120" w:after="60"/>
-      </w:pPr>
-      <w:r>
-        <w:rPr>
-          <w:rFonts w:ascii="Arial" w:hAnsi="Arial" w:eastAsia="Arial" w:cs="Arial"/>
-          <w:b/>
-          <w:color w:val="001EFF"/>
-          <w:sz w:val="22"/>
-          <w:u w:val="none"/>
-        </w:rPr>
-        <w:t>F4.1.Verify Other Payment Buttons and Payment Methods Remain Functional</w:t>
+        <w:t>F4. Payment Completion and Balance Calculation</w:t>
       </w:r>
     </w:p>
     <w:p>
@@ -1764,7 +1125,7 @@
           <w:sz w:val="20"/>
           <w:u w:val="none"/>
         </w:rPr>
-        <w:t>1. POS Client with the fix/feature applied is installed and running on a Workstation (Windows 11 Enterprise)</w:t>
+        <w:t>1. A Settle Voucher payment button has a Default Amount of 20.</w:t>
       </w:r>
     </w:p>
     <w:p>
@@ -1780,23 +1141,7 @@
           <w:sz w:val="20"/>
           <w:u w:val="none"/>
         </w:rPr>
-        <w:t>2. Multiple payment methods configured on the cashier display panel including non-GIG Mini Program payment methods (e.g. cash, credit card) and GIG Mini Program with default amount = 0</w:t>
-      </w:r>
-    </w:p>
-    <w:p>
-      <w:pPr>
-        <w:spacing w:before="0" w:after="40"/>
-        <w:ind w:left="360" w:hanging="240"/>
-      </w:pPr>
-      <w:r>
-        <w:rPr>
-          <w:rFonts w:ascii="Arial" w:hAnsi="Arial" w:eastAsia="Arial" w:cs="Arial"/>
-          <w:b w:val="0"/>
-          <w:color w:val="000000"/>
-          <w:sz w:val="20"/>
-          <w:u w:val="none"/>
-        </w:rPr>
-        <w:t>3. A printed check with a remaining total exists</w:t>
+        <w:t>2. A printed check with a remaining total greater than 20 exists.</w:t>
       </w:r>
     </w:p>
     <w:p>
@@ -1827,7 +1172,7 @@
           <w:sz w:val="20"/>
           <w:u w:val="none"/>
         </w:rPr>
-        <w:t>1. Open the printed check in POS</w:t>
+        <w:t>1. Open the printed check, click "Paid", and click the Settle Voucher payment button.</w:t>
       </w:r>
     </w:p>
     <w:p>
@@ -1843,7 +1188,7 @@
           <w:sz w:val="20"/>
           <w:u w:val="none"/>
         </w:rPr>
-        <w:t>2. Click the "Paid" function to go to the cashier screen</w:t>
+        <w:t>2. Input the coupon number when prompted and confirm the payment.</w:t>
       </w:r>
     </w:p>
     <w:p>
@@ -1859,7 +1204,7 @@
           <w:sz w:val="20"/>
           <w:u w:val="none"/>
         </w:rPr>
-        <w:t>3. Tap a non-GIG Mini Program payment method (e.g. cash) and verify it functions normally</w:t>
+        <w:t>3. Check the amount shown on the cashier screen and the remaining balance.</w:t>
       </w:r>
     </w:p>
     <w:p>
@@ -1875,39 +1220,7 @@
           <w:sz w:val="20"/>
           <w:u w:val="none"/>
         </w:rPr>
-        <w:t>4. Tap the GIG Mini Program payment button with default amount = 0 and verify the input prompt flow</w:t>
-      </w:r>
-    </w:p>
-    <w:p>
-      <w:pPr>
-        <w:spacing w:before="0" w:after="40"/>
-        <w:ind w:left="360" w:hanging="240"/>
-      </w:pPr>
-      <w:r>
-        <w:rPr>
-          <w:rFonts w:ascii="Arial" w:hAnsi="Arial" w:eastAsia="Arial" w:cs="Arial"/>
-          <w:b w:val="0"/>
-          <w:color w:val="000000"/>
-          <w:sz w:val="20"/>
-          <w:u w:val="none"/>
-        </w:rPr>
-        <w:t>5. Tap the GIG Mini Program payment button with default amount &gt; 0 and verify the bypass flow</w:t>
-      </w:r>
-    </w:p>
-    <w:p>
-      <w:pPr>
-        <w:spacing w:before="0" w:after="40"/>
-        <w:ind w:left="360" w:hanging="240"/>
-      </w:pPr>
-      <w:r>
-        <w:rPr>
-          <w:rFonts w:ascii="Arial" w:hAnsi="Arial" w:eastAsia="Arial" w:cs="Arial"/>
-          <w:b w:val="0"/>
-          <w:color w:val="000000"/>
-          <w:sz w:val="20"/>
-          <w:u w:val="none"/>
-        </w:rPr>
-        <w:t>6. Verify no negative impact on other display panel buttons (e.g. discount, function keys)</w:t>
+        <w:t>4. Settle the remaining balance with another payment method if required.</w:t>
       </w:r>
     </w:p>
     <w:p>
@@ -1938,7 +1251,7 @@
           <w:sz w:val="20"/>
           <w:u w:val="none"/>
         </w:rPr>
-        <w:t>1. Non-GIG Mini Program payment methods function normally without regression</w:t>
+        <w:t>1. The voucher amount is applied exactly once using the pre-configured default value 20; the manual amount entry is not required and not counted again.</w:t>
       </w:r>
     </w:p>
     <w:p>
@@ -1954,7 +1267,7 @@
           <w:sz w:val="20"/>
           <w:u w:val="none"/>
         </w:rPr>
-        <w:t>2. The GIG Mini Program button with default amount = 0 continues to prompt for the voucher amount</w:t>
+        <w:t>2. The balance is calculated correctly as Total minus the voucher amount; the default amount is not double deducted.</w:t>
       </w:r>
     </w:p>
     <w:p>
@@ -1970,970 +1283,7 @@
           <w:sz w:val="20"/>
           <w:u w:val="none"/>
         </w:rPr>
-        <w:t>3. The GIG Mini Program button with default amount &gt; 0 bypasses the voucher amount prompt as expected</w:t>
-      </w:r>
-    </w:p>
-    <w:p>
-      <w:pPr>
-        <w:spacing w:before="0" w:after="40"/>
-        <w:ind w:left="360" w:hanging="240"/>
-      </w:pPr>
-      <w:r>
-        <w:rPr>
-          <w:rFonts w:ascii="Arial" w:hAnsi="Arial" w:eastAsia="Arial" w:cs="Arial"/>
-          <w:b w:val="0"/>
-          <w:color w:val="000000"/>
-          <w:sz w:val="20"/>
-          <w:u w:val="none"/>
-        </w:rPr>
-        <w:t>4. No negative impact on other display panel buttons is observed</w:t>
-      </w:r>
-    </w:p>
-    <w:p>
-      <w:pPr>
-        <w:spacing w:before="200" w:after="120"/>
-      </w:pPr>
-      <w:r>
-        <w:rPr>
-          <w:rFonts w:ascii="Arial" w:hAnsi="Arial" w:eastAsia="Arial" w:cs="Arial"/>
-          <w:b/>
-          <w:color w:val="000000"/>
-          <w:sz w:val="26"/>
-          <w:u w:val="single"/>
-        </w:rPr>
-        <w:t>Compatibility Testing</w:t>
-      </w:r>
-    </w:p>
-    <w:p>
-      <w:pPr>
-        <w:spacing w:before="160" w:after="80"/>
-      </w:pPr>
-      <w:r>
-        <w:rPr>
-          <w:rFonts w:ascii="Arial" w:hAnsi="Arial" w:eastAsia="Arial" w:cs="Arial"/>
-          <w:b/>
-          <w:color w:val="001EFF"/>
-          <w:sz w:val="24"/>
-          <w:u w:val="none"/>
-        </w:rPr>
-        <w:t>C1.Workstation and Network Compatibility</w:t>
-      </w:r>
-    </w:p>
-    <w:p>
-      <w:pPr>
-        <w:spacing w:before="120" w:after="60"/>
-      </w:pPr>
-      <w:r>
-        <w:rPr>
-          <w:rFonts w:ascii="Arial" w:hAnsi="Arial" w:eastAsia="Arial" w:cs="Arial"/>
-          <w:b/>
-          <w:color w:val="001EFF"/>
-          <w:sz w:val="22"/>
-          <w:u w:val="none"/>
-        </w:rPr>
-        <w:t>C1.1.Verify GIG Mini Program Default Amount Behavior Across Networks</w:t>
-      </w:r>
-    </w:p>
-    <w:p>
-      <w:pPr>
-        <w:spacing w:before="0" w:after="80"/>
-      </w:pPr>
-      <w:r>
-        <w:rPr>
-          <w:rFonts w:ascii="Arial" w:hAnsi="Arial" w:eastAsia="Arial" w:cs="Arial"/>
-          <w:b/>
-          <w:color w:val="000000"/>
-          <w:sz w:val="20"/>
-          <w:u w:val="none"/>
-        </w:rPr>
-        <w:t>Prerequisite(s):</w:t>
-      </w:r>
-    </w:p>
-    <w:p>
-      <w:pPr>
-        <w:spacing w:before="0" w:after="40"/>
-        <w:ind w:left="360" w:hanging="240"/>
-      </w:pPr>
-      <w:r>
-        <w:rPr>
-          <w:rFonts w:ascii="Arial" w:hAnsi="Arial" w:eastAsia="Arial" w:cs="Arial"/>
-          <w:b w:val="0"/>
-          <w:color w:val="000000"/>
-          <w:sz w:val="20"/>
-          <w:u w:val="none"/>
-        </w:rPr>
-        <w:t>1. POS Client is installed on a Workstation (Windows 11 Enterprise) and the GIG Mini Program interface is reachable across Cloud, Local, OnPremise, Wireless and Wired network configurations</w:t>
-      </w:r>
-    </w:p>
-    <w:p>
-      <w:pPr>
-        <w:spacing w:before="0" w:after="40"/>
-        <w:ind w:left="360" w:hanging="240"/>
-      </w:pPr>
-      <w:r>
-        <w:rPr>
-          <w:rFonts w:ascii="Arial" w:hAnsi="Arial" w:eastAsia="Arial" w:cs="Arial"/>
-          <w:b w:val="0"/>
-          <w:color w:val="000000"/>
-          <w:sz w:val="20"/>
-          <w:u w:val="none"/>
-        </w:rPr>
-        <w:t>2. A payment button with default amount &gt; 0 is configured for the GIG Mini Program payment method</w:t>
-      </w:r>
-    </w:p>
-    <w:p>
-      <w:pPr>
-        <w:spacing w:before="0" w:after="80"/>
-      </w:pPr>
-      <w:r>
-        <w:rPr>
-          <w:rFonts w:ascii="Arial" w:hAnsi="Arial" w:eastAsia="Arial" w:cs="Arial"/>
-          <w:b/>
-          <w:color w:val="000000"/>
-          <w:sz w:val="20"/>
-          <w:u w:val="none"/>
-        </w:rPr>
-        <w:t>Step(s):</w:t>
-      </w:r>
-    </w:p>
-    <w:p>
-      <w:pPr>
-        <w:spacing w:before="0" w:after="40"/>
-        <w:ind w:left="360" w:hanging="240"/>
-      </w:pPr>
-      <w:r>
-        <w:rPr>
-          <w:rFonts w:ascii="Arial" w:hAnsi="Arial" w:eastAsia="Arial" w:cs="Arial"/>
-          <w:b w:val="0"/>
-          <w:color w:val="000000"/>
-          <w:sz w:val="20"/>
-          <w:u w:val="none"/>
-        </w:rPr>
-        <w:t>1. Connect the POS Client to Cloud network and perform a GIG Mini Program Settle Voucher payment using the default amount flow</w:t>
-      </w:r>
-    </w:p>
-    <w:p>
-      <w:pPr>
-        <w:spacing w:before="0" w:after="40"/>
-        <w:ind w:left="360" w:hanging="240"/>
-      </w:pPr>
-      <w:r>
-        <w:rPr>
-          <w:rFonts w:ascii="Arial" w:hAnsi="Arial" w:eastAsia="Arial" w:cs="Arial"/>
-          <w:b w:val="0"/>
-          <w:color w:val="000000"/>
-          <w:sz w:val="20"/>
-          <w:u w:val="none"/>
-        </w:rPr>
-        <w:t>2. Repeat the test under Local, OnPremise, Wireless and Wired networks</w:t>
-      </w:r>
-    </w:p>
-    <w:p>
-      <w:pPr>
-        <w:spacing w:before="0" w:after="40"/>
-        <w:ind w:left="360" w:hanging="240"/>
-      </w:pPr>
-      <w:r>
-        <w:rPr>
-          <w:rFonts w:ascii="Arial" w:hAnsi="Arial" w:eastAsia="Arial" w:cs="Arial"/>
-          <w:b w:val="0"/>
-          <w:color w:val="000000"/>
-          <w:sz w:val="20"/>
-          <w:u w:val="none"/>
-        </w:rPr>
-        <w:t>3. Verify the external API is triggered and the payment is saved in each network configuration</w:t>
-      </w:r>
-    </w:p>
-    <w:p>
-      <w:pPr>
-        <w:spacing w:before="0" w:after="80"/>
-      </w:pPr>
-      <w:r>
-        <w:rPr>
-          <w:rFonts w:ascii="Arial" w:hAnsi="Arial" w:eastAsia="Arial" w:cs="Arial"/>
-          <w:b/>
-          <w:color w:val="000000"/>
-          <w:sz w:val="20"/>
-          <w:u w:val="none"/>
-        </w:rPr>
-        <w:t>Test Result(s):</w:t>
-      </w:r>
-    </w:p>
-    <w:p>
-      <w:pPr>
-        <w:spacing w:before="0" w:after="40"/>
-        <w:ind w:left="360" w:hanging="240"/>
-      </w:pPr>
-      <w:r>
-        <w:rPr>
-          <w:rFonts w:ascii="Arial" w:hAnsi="Arial" w:eastAsia="Arial" w:cs="Arial"/>
-          <w:b w:val="0"/>
-          <w:color w:val="000000"/>
-          <w:sz w:val="20"/>
-          <w:u w:val="none"/>
-        </w:rPr>
-        <w:t>1. The default amount flow works consistently across Cloud, Local, OnPremise, Wireless and Wired networks</w:t>
-      </w:r>
-    </w:p>
-    <w:p>
-      <w:pPr>
-        <w:spacing w:before="0" w:after="40"/>
-        <w:ind w:left="360" w:hanging="240"/>
-      </w:pPr>
-      <w:r>
-        <w:rPr>
-          <w:rFonts w:ascii="Arial" w:hAnsi="Arial" w:eastAsia="Arial" w:cs="Arial"/>
-          <w:b w:val="0"/>
-          <w:color w:val="000000"/>
-          <w:sz w:val="20"/>
-          <w:u w:val="none"/>
-        </w:rPr>
-        <w:t>2. The external settle voucher API is triggered successfully in each network configuration</w:t>
-      </w:r>
-    </w:p>
-    <w:p>
-      <w:pPr>
-        <w:spacing w:before="0" w:after="40"/>
-        <w:ind w:left="360" w:hanging="240"/>
-      </w:pPr>
-      <w:r>
-        <w:rPr>
-          <w:rFonts w:ascii="Arial" w:hAnsi="Arial" w:eastAsia="Arial" w:cs="Arial"/>
-          <w:b w:val="0"/>
-          <w:color w:val="000000"/>
-          <w:sz w:val="20"/>
-          <w:u w:val="none"/>
-        </w:rPr>
-        <w:t>3. The payment is saved correctly in each network configuration</w:t>
-      </w:r>
-    </w:p>
-    <w:p>
-      <w:pPr>
-        <w:spacing w:before="200" w:after="120"/>
-      </w:pPr>
-      <w:r>
-        <w:rPr>
-          <w:rFonts w:ascii="Arial" w:hAnsi="Arial" w:eastAsia="Arial" w:cs="Arial"/>
-          <w:b/>
-          <w:color w:val="000000"/>
-          <w:sz w:val="26"/>
-          <w:u w:val="single"/>
-        </w:rPr>
-        <w:t>Test Environment Information</w:t>
-      </w:r>
-    </w:p>
-    <w:p>
-      <w:pPr>
-        <w:spacing w:before="0" w:after="40"/>
-        <w:ind w:left="360" w:hanging="240"/>
-      </w:pPr>
-      <w:r>
-        <w:rPr>
-          <w:rFonts w:ascii="Arial" w:hAnsi="Arial" w:eastAsia="Arial" w:cs="Arial"/>
-          <w:b w:val="0"/>
-          <w:color w:val="000000"/>
-          <w:sz w:val="20"/>
-          <w:u w:val="none"/>
-        </w:rPr>
-        <w:t xml:space="preserve">• </w:t>
-      </w:r>
-      <w:r>
-        <w:rPr>
-          <w:rFonts w:ascii="Arial" w:hAnsi="Arial" w:eastAsia="Arial" w:cs="Arial"/>
-          <w:b/>
-          <w:color w:val="000000"/>
-          <w:sz w:val="20"/>
-          <w:u w:val="none"/>
-        </w:rPr>
-        <w:t>Test Environment</w:t>
-      </w:r>
-      <w:r>
-        <w:rPr>
-          <w:rFonts w:ascii="Arial" w:hAnsi="Arial" w:eastAsia="Arial" w:cs="Arial"/>
-          <w:b w:val="0"/>
-          <w:color w:val="000000"/>
-          <w:sz w:val="20"/>
-          <w:u w:val="none"/>
-        </w:rPr>
-        <w:t>: Local test environment, HQ test environment, ER test environment</w:t>
-      </w:r>
-    </w:p>
-    <w:p>
-      <w:pPr>
-        <w:spacing w:before="0" w:after="40"/>
-        <w:ind w:left="360" w:hanging="240"/>
-      </w:pPr>
-      <w:r>
-        <w:rPr>
-          <w:rFonts w:ascii="Arial" w:hAnsi="Arial" w:eastAsia="Arial" w:cs="Arial"/>
-          <w:b w:val="0"/>
-          <w:color w:val="000000"/>
-          <w:sz w:val="20"/>
-          <w:u w:val="none"/>
-        </w:rPr>
-        <w:t xml:space="preserve">• </w:t>
-      </w:r>
-      <w:r>
-        <w:rPr>
-          <w:rFonts w:ascii="Arial" w:hAnsi="Arial" w:eastAsia="Arial" w:cs="Arial"/>
-          <w:b/>
-          <w:color w:val="000000"/>
-          <w:sz w:val="20"/>
-          <w:u w:val="none"/>
-        </w:rPr>
-        <w:t>Test Devices</w:t>
-      </w:r>
-      <w:r>
-        <w:rPr>
-          <w:rFonts w:ascii="Arial" w:hAnsi="Arial" w:eastAsia="Arial" w:cs="Arial"/>
-          <w:b w:val="0"/>
-          <w:color w:val="000000"/>
-          <w:sz w:val="20"/>
-          <w:u w:val="none"/>
-        </w:rPr>
-        <w:t>: Workstation (Windows 11 Enterprise)</w:t>
-      </w:r>
-    </w:p>
-    <w:p>
-      <w:pPr>
-        <w:spacing w:before="0" w:after="40"/>
-        <w:ind w:left="360" w:hanging="240"/>
-      </w:pPr>
-      <w:r>
-        <w:rPr>
-          <w:rFonts w:ascii="Arial" w:hAnsi="Arial" w:eastAsia="Arial" w:cs="Arial"/>
-          <w:b w:val="0"/>
-          <w:color w:val="000000"/>
-          <w:sz w:val="20"/>
-          <w:u w:val="none"/>
-        </w:rPr>
-        <w:t xml:space="preserve">• </w:t>
-      </w:r>
-      <w:r>
-        <w:rPr>
-          <w:rFonts w:ascii="Arial" w:hAnsi="Arial" w:eastAsia="Arial" w:cs="Arial"/>
-          <w:b/>
-          <w:color w:val="000000"/>
-          <w:sz w:val="20"/>
-          <w:u w:val="none"/>
-        </w:rPr>
-        <w:t>Component</w:t>
-      </w:r>
-      <w:r>
-        <w:rPr>
-          <w:rFonts w:ascii="Arial" w:hAnsi="Arial" w:eastAsia="Arial" w:cs="Arial"/>
-          <w:b w:val="0"/>
-          <w:color w:val="000000"/>
-          <w:sz w:val="20"/>
-          <w:u w:val="none"/>
-        </w:rPr>
-        <w:t>: POS</w:t>
-      </w:r>
-    </w:p>
-    <w:p>
-      <w:pPr>
-        <w:spacing w:before="0" w:after="40"/>
-        <w:ind w:left="360" w:hanging="240"/>
-      </w:pPr>
-      <w:r>
-        <w:rPr>
-          <w:rFonts w:ascii="Arial" w:hAnsi="Arial" w:eastAsia="Arial" w:cs="Arial"/>
-          <w:b w:val="0"/>
-          <w:color w:val="000000"/>
-          <w:sz w:val="20"/>
-          <w:u w:val="none"/>
-        </w:rPr>
-        <w:t xml:space="preserve">• </w:t>
-      </w:r>
-      <w:r>
-        <w:rPr>
-          <w:rFonts w:ascii="Arial" w:hAnsi="Arial" w:eastAsia="Arial" w:cs="Arial"/>
-          <w:b/>
-          <w:color w:val="000000"/>
-          <w:sz w:val="20"/>
-          <w:u w:val="none"/>
-        </w:rPr>
-        <w:t>Issue Type</w:t>
-      </w:r>
-      <w:r>
-        <w:rPr>
-          <w:rFonts w:ascii="Arial" w:hAnsi="Arial" w:eastAsia="Arial" w:cs="Arial"/>
-          <w:b w:val="0"/>
-          <w:color w:val="000000"/>
-          <w:sz w:val="20"/>
-          <w:u w:val="none"/>
-        </w:rPr>
-        <w:t>: New Feature</w:t>
-      </w:r>
-    </w:p>
-    <w:p>
-      <w:pPr>
-        <w:spacing w:before="0" w:after="40"/>
-        <w:ind w:left="360" w:hanging="240"/>
-      </w:pPr>
-      <w:r>
-        <w:rPr>
-          <w:rFonts w:ascii="Arial" w:hAnsi="Arial" w:eastAsia="Arial" w:cs="Arial"/>
-          <w:b w:val="0"/>
-          <w:color w:val="000000"/>
-          <w:sz w:val="20"/>
-          <w:u w:val="none"/>
-        </w:rPr>
-        <w:t xml:space="preserve">• </w:t>
-      </w:r>
-      <w:r>
-        <w:rPr>
-          <w:rFonts w:ascii="Arial" w:hAnsi="Arial" w:eastAsia="Arial" w:cs="Arial"/>
-          <w:b/>
-          <w:color w:val="000000"/>
-          <w:sz w:val="20"/>
-          <w:u w:val="none"/>
-        </w:rPr>
-        <w:t>Interface</w:t>
-      </w:r>
-      <w:r>
-        <w:rPr>
-          <w:rFonts w:ascii="Arial" w:hAnsi="Arial" w:eastAsia="Arial" w:cs="Arial"/>
-          <w:b w:val="0"/>
-          <w:color w:val="000000"/>
-          <w:sz w:val="20"/>
-          <w:u w:val="none"/>
-        </w:rPr>
-        <w:t>: GIG Mini Program non-gaming interface (vendor key: gig_mini_program)</w:t>
-      </w:r>
-    </w:p>
-    <w:p>
-      <w:pPr>
-        <w:spacing w:before="0" w:after="40"/>
-        <w:ind w:left="360" w:hanging="240"/>
-      </w:pPr>
-      <w:r>
-        <w:rPr>
-          <w:rFonts w:ascii="Arial" w:hAnsi="Arial" w:eastAsia="Arial" w:cs="Arial"/>
-          <w:b w:val="0"/>
-          <w:color w:val="000000"/>
-          <w:sz w:val="20"/>
-          <w:u w:val="none"/>
-        </w:rPr>
-        <w:t xml:space="preserve">• </w:t>
-      </w:r>
-      <w:r>
-        <w:rPr>
-          <w:rFonts w:ascii="Arial" w:hAnsi="Arial" w:eastAsia="Arial" w:cs="Arial"/>
-          <w:b/>
-          <w:color w:val="000000"/>
-          <w:sz w:val="20"/>
-          <w:u w:val="none"/>
-        </w:rPr>
-        <w:t>Test Network</w:t>
-      </w:r>
-      <w:r>
-        <w:rPr>
-          <w:rFonts w:ascii="Arial" w:hAnsi="Arial" w:eastAsia="Arial" w:cs="Arial"/>
-          <w:b w:val="0"/>
-          <w:color w:val="000000"/>
-          <w:sz w:val="20"/>
-          <w:u w:val="none"/>
-        </w:rPr>
-        <w:t>: Cloud, Local, OnPremise, Wireless, Wired</w:t>
-      </w:r>
-    </w:p>
-    <w:p>
-      <w:pPr>
-        <w:spacing w:before="0" w:after="40"/>
-        <w:ind w:left="360" w:hanging="240"/>
-      </w:pPr>
-      <w:r>
-        <w:rPr>
-          <w:rFonts w:ascii="Arial" w:hAnsi="Arial" w:eastAsia="Arial" w:cs="Arial"/>
-          <w:b w:val="0"/>
-          <w:color w:val="000000"/>
-          <w:sz w:val="20"/>
-          <w:u w:val="none"/>
-        </w:rPr>
-        <w:t xml:space="preserve">• </w:t>
-      </w:r>
-      <w:r>
-        <w:rPr>
-          <w:rFonts w:ascii="Arial" w:hAnsi="Arial" w:eastAsia="Arial" w:cs="Arial"/>
-          <w:b/>
-          <w:color w:val="000000"/>
-          <w:sz w:val="20"/>
-          <w:u w:val="none"/>
-        </w:rPr>
-        <w:t>QC Tester</w:t>
-      </w:r>
-      <w:r>
-        <w:rPr>
-          <w:rFonts w:ascii="Arial" w:hAnsi="Arial" w:eastAsia="Arial" w:cs="Arial"/>
-          <w:b w:val="0"/>
-          <w:color w:val="000000"/>
-          <w:sz w:val="20"/>
-          <w:u w:val="none"/>
-        </w:rPr>
-        <w:t>: Zephyr Ji (zephyr.ji@shijigroup.com)</w:t>
-      </w:r>
-    </w:p>
-    <w:p>
-      <w:pPr>
-        <w:spacing w:before="0" w:after="40"/>
-        <w:ind w:left="360" w:hanging="240"/>
-      </w:pPr>
-      <w:r>
-        <w:rPr>
-          <w:rFonts w:ascii="Arial" w:hAnsi="Arial" w:eastAsia="Arial" w:cs="Arial"/>
-          <w:b w:val="0"/>
-          <w:color w:val="000000"/>
-          <w:sz w:val="20"/>
-          <w:u w:val="none"/>
-        </w:rPr>
-        <w:t xml:space="preserve">• </w:t>
-      </w:r>
-      <w:r>
-        <w:rPr>
-          <w:rFonts w:ascii="Arial" w:hAnsi="Arial" w:eastAsia="Arial" w:cs="Arial"/>
-          <w:b/>
-          <w:color w:val="000000"/>
-          <w:sz w:val="20"/>
-          <w:u w:val="none"/>
-        </w:rPr>
-        <w:t>QC Reviewer</w:t>
-      </w:r>
-      <w:r>
-        <w:rPr>
-          <w:rFonts w:ascii="Arial" w:hAnsi="Arial" w:eastAsia="Arial" w:cs="Arial"/>
-          <w:b w:val="0"/>
-          <w:color w:val="000000"/>
-          <w:sz w:val="20"/>
-          <w:u w:val="none"/>
-        </w:rPr>
-        <w:t>: Kathy Kuang (kathy.kuang@shijigroup.com)</w:t>
-      </w:r>
-    </w:p>
-    <w:p>
-      <w:pPr>
-        <w:spacing w:before="200" w:after="120"/>
-      </w:pPr>
-      <w:r>
-        <w:rPr>
-          <w:rFonts w:ascii="Arial" w:hAnsi="Arial" w:eastAsia="Arial" w:cs="Arial"/>
-          <w:b/>
-          <w:color w:val="000000"/>
-          <w:sz w:val="26"/>
-          <w:u w:val="single"/>
-        </w:rPr>
-        <w:t>Appendix</w:t>
-      </w:r>
-    </w:p>
-    <w:p>
-      <w:pPr>
-        <w:spacing w:before="160" w:after="80"/>
-      </w:pPr>
-      <w:r>
-        <w:rPr>
-          <w:rFonts w:ascii="Arial" w:hAnsi="Arial" w:eastAsia="Arial" w:cs="Arial"/>
-          <w:b/>
-          <w:color w:val="001EFF"/>
-          <w:sz w:val="24"/>
-          <w:u w:val="none"/>
-        </w:rPr>
-        <w:t>Acceptance Criteria (from JIRA HERO-67276)</w:t>
-      </w:r>
-    </w:p>
-    <w:p>
-      <w:pPr>
-        <w:spacing w:before="0" w:after="80"/>
-      </w:pPr>
-      <w:r>
-        <w:rPr>
-          <w:rFonts w:ascii="Arial" w:hAnsi="Arial" w:eastAsia="Arial" w:cs="Arial"/>
-          <w:b w:val="0"/>
-          <w:color w:val="000000"/>
-          <w:sz w:val="20"/>
-          <w:u w:val="none"/>
-        </w:rPr>
-        <w:t>Expected Workflow:</w:t>
-      </w:r>
-    </w:p>
-    <w:p>
-      <w:pPr>
-        <w:spacing w:before="0" w:after="40"/>
-        <w:ind w:left="360" w:hanging="240"/>
-      </w:pPr>
-      <w:r>
-        <w:rPr>
-          <w:rFonts w:ascii="Arial" w:hAnsi="Arial" w:eastAsia="Arial" w:cs="Arial"/>
-          <w:b w:val="0"/>
-          <w:color w:val="000000"/>
-          <w:sz w:val="20"/>
-          <w:u w:val="none"/>
-        </w:rPr>
-        <w:t>• Set up a configurable default amount on the POS Display Panel (e.g., $50)</w:t>
-      </w:r>
-    </w:p>
-    <w:p>
-      <w:pPr>
-        <w:spacing w:before="0" w:after="40"/>
-        <w:ind w:left="360" w:hanging="240"/>
-      </w:pPr>
-      <w:r>
-        <w:rPr>
-          <w:rFonts w:ascii="Arial" w:hAnsi="Arial" w:eastAsia="Arial" w:cs="Arial"/>
-          <w:b w:val="0"/>
-          <w:color w:val="000000"/>
-          <w:sz w:val="20"/>
-          <w:u w:val="none"/>
-        </w:rPr>
-        <w:t>• User clicks the payment key associated with the Gigi Mini Program voucher interface</w:t>
-      </w:r>
-    </w:p>
-    <w:p>
-      <w:pPr>
-        <w:spacing w:before="0" w:after="40"/>
-        <w:ind w:left="360" w:hanging="240"/>
-      </w:pPr>
-      <w:r>
-        <w:rPr>
-          <w:rFonts w:ascii="Arial" w:hAnsi="Arial" w:eastAsia="Arial" w:cs="Arial"/>
-          <w:b w:val="0"/>
-          <w:color w:val="000000"/>
-          <w:sz w:val="20"/>
-          <w:u w:val="none"/>
-        </w:rPr>
-        <w:t>• System directly prompts for the Coupon Number (skipping the manual amount entry step)</w:t>
-      </w:r>
-    </w:p>
-    <w:p>
-      <w:pPr>
-        <w:spacing w:before="0" w:after="40"/>
-        <w:ind w:left="360" w:hanging="240"/>
-      </w:pPr>
-      <w:r>
-        <w:rPr>
-          <w:rFonts w:ascii="Arial" w:hAnsi="Arial" w:eastAsia="Arial" w:cs="Arial"/>
-          <w:b w:val="0"/>
-          <w:color w:val="000000"/>
-          <w:sz w:val="20"/>
-          <w:u w:val="none"/>
-        </w:rPr>
-        <w:t>• System automatically sends the payload containing the pre-set default amount (e.g., $50) alongside the entered coupon number to the Gigi Mini Program interface</w:t>
-      </w:r>
-    </w:p>
-    <w:p>
-      <w:pPr>
-        <w:spacing w:before="0" w:after="80"/>
-      </w:pPr>
-      <w:r>
-        <w:rPr>
-          <w:rFonts w:ascii="Arial" w:hAnsi="Arial" w:eastAsia="Arial" w:cs="Arial"/>
-          <w:b w:val="0"/>
-          <w:color w:val="000000"/>
-          <w:sz w:val="20"/>
-          <w:u w:val="none"/>
-        </w:rPr>
-        <w:t>Release Notes:</w:t>
-      </w:r>
-    </w:p>
-    <w:p>
-      <w:pPr>
-        <w:spacing w:before="0" w:after="40"/>
-        <w:ind w:left="360" w:hanging="240"/>
-      </w:pPr>
-      <w:r>
-        <w:rPr>
-          <w:rFonts w:ascii="Arial" w:hAnsi="Arial" w:eastAsia="Arial" w:cs="Arial"/>
-          <w:b w:val="0"/>
-          <w:color w:val="000000"/>
-          <w:sz w:val="20"/>
-          <w:u w:val="none"/>
-        </w:rPr>
-        <w:t>• It is available for GIG Mini Program non-gaming interface (vendor key: gig_mini_program)</w:t>
-      </w:r>
-    </w:p>
-    <w:p>
-      <w:pPr>
-        <w:spacing w:before="0" w:after="40"/>
-        <w:ind w:left="360" w:hanging="240"/>
-      </w:pPr>
-      <w:r>
-        <w:rPr>
-          <w:rFonts w:ascii="Arial" w:hAnsi="Arial" w:eastAsia="Arial" w:cs="Arial"/>
-          <w:b w:val="0"/>
-          <w:color w:val="000000"/>
-          <w:sz w:val="20"/>
-          <w:u w:val="none"/>
-        </w:rPr>
-        <w:t>• System supports to skip asking voucher amount if the default amount of the payment button of "Settle Voucher" is greater than 0</w:t>
-      </w:r>
-    </w:p>
-    <w:p>
-      <w:pPr>
-        <w:spacing w:before="0" w:after="80"/>
-      </w:pPr>
-      <w:r>
-        <w:rPr>
-          <w:rFonts w:ascii="Arial" w:hAnsi="Arial" w:eastAsia="Arial" w:cs="Arial"/>
-          <w:b w:val="0"/>
-          <w:color w:val="000000"/>
-          <w:sz w:val="20"/>
-          <w:u w:val="none"/>
-        </w:rPr>
-        <w:t>Workflow:</w:t>
-      </w:r>
-    </w:p>
-    <w:p>
-      <w:pPr>
-        <w:spacing w:before="0" w:after="40"/>
-        <w:ind w:left="360" w:hanging="240"/>
-      </w:pPr>
-      <w:r>
-        <w:rPr>
-          <w:rFonts w:ascii="Arial" w:hAnsi="Arial" w:eastAsia="Arial" w:cs="Arial"/>
-          <w:b w:val="0"/>
-          <w:color w:val="000000"/>
-          <w:sz w:val="20"/>
-          <w:u w:val="none"/>
-        </w:rPr>
-        <w:t>1. Open a printed check</w:t>
-      </w:r>
-    </w:p>
-    <w:p>
-      <w:pPr>
-        <w:spacing w:before="0" w:after="40"/>
-        <w:ind w:left="360" w:hanging="240"/>
-      </w:pPr>
-      <w:r>
-        <w:rPr>
-          <w:rFonts w:ascii="Arial" w:hAnsi="Arial" w:eastAsia="Arial" w:cs="Arial"/>
-          <w:b w:val="0"/>
-          <w:color w:val="000000"/>
-          <w:sz w:val="20"/>
-          <w:u w:val="none"/>
-        </w:rPr>
-        <w:t>2. Click function "Paid" to go to cashier</w:t>
-      </w:r>
-    </w:p>
-    <w:p>
-      <w:pPr>
-        <w:spacing w:before="0" w:after="40"/>
-        <w:ind w:left="360" w:hanging="240"/>
-      </w:pPr>
-      <w:r>
-        <w:rPr>
-          <w:rFonts w:ascii="Arial" w:hAnsi="Arial" w:eastAsia="Arial" w:cs="Arial"/>
-          <w:b w:val="0"/>
-          <w:color w:val="000000"/>
-          <w:sz w:val="20"/>
-          <w:u w:val="none"/>
-        </w:rPr>
-        <w:t>3. Select the payment method attached with GIG Mini Program non-gaming interface and payment type sets as "Settle Voucher"</w:t>
-      </w:r>
-    </w:p>
-    <w:p>
-      <w:pPr>
-        <w:spacing w:before="0" w:after="40"/>
-        <w:ind w:left="360" w:hanging="240"/>
-      </w:pPr>
-      <w:r>
-        <w:rPr>
-          <w:rFonts w:ascii="Arial" w:hAnsi="Arial" w:eastAsia="Arial" w:cs="Arial"/>
-          <w:b w:val="0"/>
-          <w:color w:val="000000"/>
-          <w:sz w:val="20"/>
-          <w:u w:val="none"/>
-        </w:rPr>
-        <w:t>4. If the default amount of the payment method button is greater than 0,</w:t>
-      </w:r>
-    </w:p>
-    <w:p>
-      <w:pPr>
-        <w:spacing w:before="0" w:after="40"/>
-        <w:ind w:left="720" w:hanging="240"/>
-      </w:pPr>
-      <w:r>
-        <w:rPr>
-          <w:rFonts w:ascii="Arial" w:hAnsi="Arial" w:eastAsia="Arial" w:cs="Arial"/>
-          <w:b w:val="0"/>
-          <w:color w:val="000000"/>
-          <w:sz w:val="20"/>
-          <w:u w:val="none"/>
-        </w:rPr>
-        <w:t>• If the default amount &gt; check remaining total, system uses the remaining total as the voucher amount and go to step 8</w:t>
-      </w:r>
-    </w:p>
-    <w:p>
-      <w:pPr>
-        <w:spacing w:before="0" w:after="40"/>
-        <w:ind w:left="720" w:hanging="240"/>
-      </w:pPr>
-      <w:r>
-        <w:rPr>
-          <w:rFonts w:ascii="Arial" w:hAnsi="Arial" w:eastAsia="Arial" w:cs="Arial"/>
-          <w:b w:val="0"/>
-          <w:color w:val="000000"/>
-          <w:sz w:val="20"/>
-          <w:u w:val="none"/>
-        </w:rPr>
-        <w:t>• If the default amount &lt;= check remaining total, the system uses the default amount as the voucher amount and go to step 8</w:t>
-      </w:r>
-    </w:p>
-    <w:p>
-      <w:pPr>
-        <w:spacing w:before="0" w:after="40"/>
-        <w:ind w:left="360" w:hanging="240"/>
-      </w:pPr>
-      <w:r>
-        <w:rPr>
-          <w:rFonts w:ascii="Arial" w:hAnsi="Arial" w:eastAsia="Arial" w:cs="Arial"/>
-          <w:b w:val="0"/>
-          <w:color w:val="000000"/>
-          <w:sz w:val="20"/>
-          <w:u w:val="none"/>
-        </w:rPr>
-        <w:t>5. If the default amount of the payment method button does not exist or is set as 0, the system prompts an input box for voucher amount</w:t>
-      </w:r>
-    </w:p>
-    <w:p>
-      <w:pPr>
-        <w:spacing w:before="0" w:after="40"/>
-        <w:ind w:left="360" w:hanging="240"/>
-      </w:pPr>
-      <w:r>
-        <w:rPr>
-          <w:rFonts w:ascii="Arial" w:hAnsi="Arial" w:eastAsia="Arial" w:cs="Arial"/>
-          <w:b w:val="0"/>
-          <w:color w:val="000000"/>
-          <w:sz w:val="20"/>
-          <w:u w:val="none"/>
-        </w:rPr>
-        <w:t>6. Input the voucher amount</w:t>
-      </w:r>
-    </w:p>
-    <w:p>
-      <w:pPr>
-        <w:spacing w:before="0" w:after="40"/>
-        <w:ind w:left="360" w:hanging="240"/>
-      </w:pPr>
-      <w:r>
-        <w:rPr>
-          <w:rFonts w:ascii="Arial" w:hAnsi="Arial" w:eastAsia="Arial" w:cs="Arial"/>
-          <w:b w:val="0"/>
-          <w:color w:val="000000"/>
-          <w:sz w:val="20"/>
-          <w:u w:val="none"/>
-        </w:rPr>
-        <w:t>7. Click button "Enter"</w:t>
-      </w:r>
-    </w:p>
-    <w:p>
-      <w:pPr>
-        <w:spacing w:before="0" w:after="40"/>
-        <w:ind w:left="360" w:hanging="240"/>
-      </w:pPr>
-      <w:r>
-        <w:rPr>
-          <w:rFonts w:ascii="Arial" w:hAnsi="Arial" w:eastAsia="Arial" w:cs="Arial"/>
-          <w:b w:val="0"/>
-          <w:color w:val="000000"/>
-          <w:sz w:val="20"/>
-          <w:u w:val="none"/>
-        </w:rPr>
-        <w:t>8. The system prompts an input box for voucher QR code</w:t>
-      </w:r>
-    </w:p>
-    <w:p>
-      <w:pPr>
-        <w:spacing w:before="0" w:after="40"/>
-        <w:ind w:left="360" w:hanging="240"/>
-      </w:pPr>
-      <w:r>
-        <w:rPr>
-          <w:rFonts w:ascii="Arial" w:hAnsi="Arial" w:eastAsia="Arial" w:cs="Arial"/>
-          <w:b w:val="0"/>
-          <w:color w:val="000000"/>
-          <w:sz w:val="20"/>
-          <w:u w:val="none"/>
-        </w:rPr>
-        <w:t>9. Scan the QR code or manually input the value</w:t>
-      </w:r>
-    </w:p>
-    <w:p>
-      <w:pPr>
-        <w:spacing w:before="0" w:after="40"/>
-        <w:ind w:left="360" w:hanging="240"/>
-      </w:pPr>
-      <w:r>
-        <w:rPr>
-          <w:rFonts w:ascii="Arial" w:hAnsi="Arial" w:eastAsia="Arial" w:cs="Arial"/>
-          <w:b w:val="0"/>
-          <w:color w:val="000000"/>
-          <w:sz w:val="20"/>
-          <w:u w:val="none"/>
-        </w:rPr>
-        <w:t>10. The system triggers the external API for settle voucher</w:t>
-      </w:r>
-    </w:p>
-    <w:p>
-      <w:pPr>
-        <w:spacing w:before="0" w:after="40"/>
-        <w:ind w:left="360" w:hanging="240"/>
-      </w:pPr>
-      <w:r>
-        <w:rPr>
-          <w:rFonts w:ascii="Arial" w:hAnsi="Arial" w:eastAsia="Arial" w:cs="Arial"/>
-          <w:b w:val="0"/>
-          <w:color w:val="000000"/>
-          <w:sz w:val="20"/>
-          <w:u w:val="none"/>
-        </w:rPr>
-        <w:t>11. The system saves the payment</w:t>
-      </w:r>
-    </w:p>
-    <w:p>
-      <w:pPr>
-        <w:spacing w:before="0" w:after="80"/>
-      </w:pPr>
-      <w:r>
-        <w:rPr>
-          <w:rFonts w:ascii="Arial" w:hAnsi="Arial" w:eastAsia="Arial" w:cs="Arial"/>
-          <w:b w:val="0"/>
-          <w:color w:val="000000"/>
-          <w:sz w:val="20"/>
-          <w:u w:val="none"/>
-        </w:rPr>
-        <w:t>Setup:</w:t>
-      </w:r>
-    </w:p>
-    <w:p>
-      <w:pPr>
-        <w:spacing w:before="0" w:after="40"/>
-        <w:ind w:left="360" w:hanging="240"/>
-      </w:pPr>
-      <w:r>
-        <w:rPr>
-          <w:rFonts w:ascii="Arial" w:hAnsi="Arial" w:eastAsia="Arial" w:cs="Arial"/>
-          <w:b w:val="0"/>
-          <w:color w:val="000000"/>
-          <w:sz w:val="20"/>
-          <w:u w:val="none"/>
-        </w:rPr>
-        <w:t>• Setup 1: Payment Type = Settle Voucher (POS System &gt; Interface Configurations &gt; Payment Settings)</w:t>
-      </w:r>
-    </w:p>
-    <w:p>
-      <w:pPr>
-        <w:spacing w:before="0" w:after="40"/>
-        <w:ind w:left="360" w:hanging="240"/>
-      </w:pPr>
-      <w:r>
-        <w:rPr>
-          <w:rFonts w:ascii="Arial" w:hAnsi="Arial" w:eastAsia="Arial" w:cs="Arial"/>
-          <w:b w:val="0"/>
-          <w:color w:val="000000"/>
-          <w:sz w:val="20"/>
-          <w:u w:val="none"/>
-        </w:rPr>
-        <w:t>• Setup 2: Default Amount = Target payment amount (POS System &gt; Station Setup &gt; Display Panels, cashier panel payment button)</w:t>
+        <w:t>3. The voucher payment is saved successfully and the check can be fully settled.</w:t>
       </w:r>
     </w:p>
     <w:sectPr>
